--- a/public/Greencoat_Safeguarding_Staff_Summary_Feb2026.docx
+++ b/public/Greencoat_Safeguarding_Staff_Summary_Feb2026.docx
@@ -2783,6 +2783,28 @@
           <w:szCs w:val="22"/>
         </w:rPr>
         <w:t xml:space="preserve">The form is available on all nursery desktop PCs, laptops and tablets</w:t>
+      </w:r>
+    </w:p>
+    <w:p>
+      <w:r>
+        <w:rPr>
+          <w:rFonts w:ascii="Calibri" w:hAnsi="Calibri"/>
+        </w:rPr>
+        <w:t xml:space="preserve">Direct link: </w:t>
+      </w:r>
+      <w:hyperlink r:id="rId8">
+        <w:r>
+          <w:rPr>
+            <w:rStyle w:val="Hyperlink"/>
+          </w:rPr>
+          <w:t>Greencoat Summary of Interaction form</w:t>
+        </w:r>
+      </w:hyperlink>
+      <w:r>
+        <w:rPr>
+          <w:rFonts w:ascii="Calibri" w:hAnsi="Calibri"/>
+        </w:rPr>
+        <w:t xml:space="preserve">.</w:t>
       </w:r>
     </w:p>
     <w:p>
